--- a/docs/KCI_논문초안.docx
+++ b/docs/KCI_논문초안.docx
@@ -917,25 +917,52 @@
         <w:pStyle w:val="BodyText"/>
       </w:pPr>
       <w:r>
-        <w:t xml:space="preserve">매칭 파이프라인을 탐색(screening)과 선별(selecting)의 두 국면으로 나누어 보면 이 문제는 더 분명해진다.</w:t>
-      </w:r>
-      <w:r>
-        <w:t xml:space="preserve"> </w:t>
-      </w:r>
-      <w:r>
-        <w:t xml:space="preserve">탐색 국면에서는 임베딩 유사도가 상위 후보를 어휘적 근접성으로만 채우고, 선별 국면에서는 단일 LLM 프롬프트가</w:t>
-      </w:r>
-      <w:r>
-        <w:t xml:space="preserve"> </w:t>
-      </w:r>
-      <w:r>
-        <w:t xml:space="preserve">거래 유형·역할 상보성·화자 조건을 한 번에 판단하려다 세부 제약을 놓친다. 두 국면 모두 병목이므로,</w:t>
-      </w:r>
-      <w:r>
-        <w:t xml:space="preserve"> </w:t>
-      </w:r>
-      <w:r>
-        <w:t xml:space="preserve">어느 한쪽만 개선해서는 해결되지 않는다.</w:t>
+        <w:t xml:space="preserve">Steiner(2019)는 매칭이 성립하려면 양측 행위자가 서로에 대한 정보를 가지고</w:t>
+      </w:r>
+      <w:r>
+        <w:t xml:space="preserve"> </w:t>
+      </w:r>
+      <w:r>
+        <w:rPr>
+          <w:bCs/>
+          <w:b/>
+        </w:rPr>
+        <w:t xml:space="preserve">필터링(screening), 선택</w:t>
+      </w:r>
+      <w:r>
+        <w:rPr>
+          <w:bCs/>
+          <w:b/>
+        </w:rPr>
+        <w:t xml:space="preserve"> </w:t>
+      </w:r>
+      <w:r>
+        <w:rPr>
+          <w:bCs/>
+          <w:b/>
+        </w:rPr>
+        <w:t xml:space="preserve">(selecting), 성사(matching)의 세 과제</w:t>
+      </w:r>
+      <w:r>
+        <w:t xml:space="preserve">를 수행해야 한다고 정리한다. 이 구분에 비추면 본 연구가 다루는</w:t>
+      </w:r>
+      <w:r>
+        <w:t xml:space="preserve"> </w:t>
+      </w:r>
+      <w:r>
+        <w:t xml:space="preserve">병목의 위치가 분명해진다. 필터링 국면에서는 임베딩 유사도가 상위 후보를 어휘적 근접성으로만 채우고,</w:t>
+      </w:r>
+      <w:r>
+        <w:t xml:space="preserve"> </w:t>
+      </w:r>
+      <w:r>
+        <w:t xml:space="preserve">선택 국면에서는 단일 LLM 프롬프트가 거래 유형·역할 상보성·화자 조건을 한 번에 판단하려다 세부 제약을</w:t>
+      </w:r>
+      <w:r>
+        <w:t xml:space="preserve"> </w:t>
+      </w:r>
+      <w:r>
+        <w:t xml:space="preserve">놓친다. 두 국면이 모두 병목이므로 어느 한쪽만 개선해서는 해결되지 않는다.</w:t>
       </w:r>
     </w:p>
     <w:p>
@@ -943,6 +970,59 @@
         <w:pStyle w:val="BodyText"/>
       </w:pPr>
       <w:r>
+        <w:t xml:space="preserve">세 번째 과제인 성사, 즉 양측이 서로를 수용하여 연결이 성립하는 단계는 본 연구의 범위 밖이다. 이는</w:t>
+      </w:r>
+      <w:r>
+        <w:t xml:space="preserve"> </w:t>
+      </w:r>
+      <w:r>
+        <w:t xml:space="preserve">별도의 선호 정렬 메커니즘을 요구하며, §1.2에서 다시 다룬다. 더 근본적으로, Steiner가 전제한</w:t>
+      </w:r>
+      <w:r>
+        <w:t xml:space="preserve"> </w:t>
+      </w:r>
+      <w:r>
+        <w:t xml:space="preserve">“</w:t>
+      </w:r>
+      <w:r>
+        <w:t xml:space="preserve">양측</w:t>
+      </w:r>
+      <w:r>
+        <w:t xml:space="preserve"> </w:t>
+      </w:r>
+      <w:r>
+        <w:t xml:space="preserve">행위자가 서로에 대한 정보를 가진다</w:t>
+      </w:r>
+      <w:r>
+        <w:t xml:space="preserve">”</w:t>
+      </w:r>
+      <w:r>
+        <w:t xml:space="preserve">는 조건 자체가 비정형 게시글 환경에서는 성립하지 않는다. 사용자는</w:t>
+      </w:r>
+      <w:r>
+        <w:t xml:space="preserve"> </w:t>
+      </w:r>
+      <w:r>
+        <w:t xml:space="preserve">자신의 선호를 명시적으로 제출하지 않으며, 플랫폼 역시 쌍방의 선호를 체계적으로 수집하기보다 게시와</w:t>
+      </w:r>
+      <w:r>
+        <w:t xml:space="preserve"> </w:t>
+      </w:r>
+      <w:r>
+        <w:t xml:space="preserve">열람을 지원하는 데 기능이 맞추어져 있다. 매칭은 게시글을 본 다른 사용자가 개별적으로 판단해 연락하는</w:t>
+      </w:r>
+      <w:r>
+        <w:t xml:space="preserve"> </w:t>
+      </w:r>
+      <w:r>
+        <w:t xml:space="preserve">방식으로 이루어진다. 본 연구가 필터링과 선택 국면에 집중하는 이유가 여기에 있다.</w:t>
+      </w:r>
+    </w:p>
+    <w:p>
+      <w:pPr>
+        <w:pStyle w:val="BodyText"/>
+      </w:pPr>
+      <w:r>
         <w:t xml:space="preserve">둘째,</w:t>
       </w:r>
       <w:r>
@@ -968,13 +1048,7 @@
         <w:t xml:space="preserve"> </w:t>
       </w:r>
       <w:r>
-        <w:t xml:space="preserve">연결하는 오류를 구조적으로 유발한다. 실제로 서비스 마켓플레이스에서는 모집 게시글이 지원 게시글보다</w:t>
-      </w:r>
-      <w:r>
-        <w:t xml:space="preserve"> </w:t>
-      </w:r>
-      <w:r>
-        <w:t xml:space="preserve">훨씬 많아, 유사도 검색은</w:t>
+        <w:t xml:space="preserve">연결하는 오류를 구조적으로 유발한다. 실제로</w:t>
       </w:r>
       <w:r>
         <w:t xml:space="preserve"> </w:t>
@@ -983,13 +1057,19 @@
         <w:t xml:space="preserve">“</w:t>
       </w:r>
       <w:r>
-        <w:t xml:space="preserve">멤버를 구하는 밴드</w:t>
+        <w:t xml:space="preserve">고등학생 밴드 일렉기타, 건반(신스) 급하게 구합니다</w:t>
       </w:r>
       <w:r>
         <w:t xml:space="preserve">”</w:t>
       </w:r>
       <w:r>
-        <w:t xml:space="preserve">에게 다시</w:t>
+        <w:t xml:space="preserve">라는</w:t>
+      </w:r>
+      <w:r>
+        <w:t xml:space="preserve"> </w:t>
+      </w:r>
+      <w:r>
+        <w:t xml:space="preserve">모집 글에 대해, 임베딩 검색은 어휘가 겹친다는 이유로</w:t>
       </w:r>
       <w:r>
         <w:t xml:space="preserve"> </w:t>
@@ -998,13 +1078,44 @@
         <w:t xml:space="preserve">“</w:t>
       </w:r>
       <w:r>
-        <w:t xml:space="preserve">멤버를 구하는 밴드</w:t>
+        <w:t xml:space="preserve">밴드 세션 하실 분 구합니다! 대학생, 20대 초~중반</w:t>
+      </w:r>
+      <w:r>
+        <w:t xml:space="preserve"> </w:t>
+      </w:r>
+      <w:r>
+        <w:t xml:space="preserve">세션 모집합니다</w:t>
       </w:r>
       <w:r>
         <w:t xml:space="preserve">”</w:t>
       </w:r>
       <w:r>
-        <w:t xml:space="preserve">를 제시하게 된다.</w:t>
+        <w:t xml:space="preserve">라는</w:t>
+      </w:r>
+      <w:r>
+        <w:t xml:space="preserve"> </w:t>
+      </w:r>
+      <w:r>
+        <w:rPr>
+          <w:bCs/>
+          <w:b/>
+        </w:rPr>
+        <w:t xml:space="preserve">또 다른 모집 글</w:t>
+      </w:r>
+      <w:r>
+        <w:t xml:space="preserve">을 상위에 올린다. 두 게시글은 표면적으로 매우 유사하지만 양쪽</w:t>
+      </w:r>
+      <w:r>
+        <w:t xml:space="preserve"> </w:t>
+      </w:r>
+      <w:r>
+        <w:t xml:space="preserve">모두 수요 측에 있어 연결될 수 없다. 서비스 마켓플레이스에서는 모집 게시글이 지원 게시글보다 훨씬 많으므로,</w:t>
+      </w:r>
+      <w:r>
+        <w:t xml:space="preserve"> </w:t>
+      </w:r>
+      <w:r>
+        <w:t xml:space="preserve">이러한 실패는 우연이 아니라 구조적으로 반복된다.</w:t>
       </w:r>
     </w:p>
     <w:bookmarkEnd w:id="22"/>
@@ -1022,38 +1133,46 @@
         <w:pStyle w:val="FirstParagraph"/>
       </w:pPr>
       <w:r>
-        <w:t xml:space="preserve">본 연구는 이 과제를</w:t>
-      </w:r>
-      <w:r>
-        <w:t xml:space="preserve"> </w:t>
-      </w:r>
-      <w:r>
-        <w:rPr>
-          <w:bCs/>
-          <w:b/>
-        </w:rPr>
-        <w:t xml:space="preserve">Loose Matching</w:t>
-      </w:r>
-      <w:r>
-        <w:t xml:space="preserve">으로 정의한다. Gale과 Shapley(1962) 이후의 고전적 매칭 이론과</w:t>
-      </w:r>
-      <w:r>
-        <w:t xml:space="preserve"> </w:t>
-      </w:r>
-      <w:r>
-        <w:t xml:space="preserve">Roth(1982)의 안정 매칭 논의는 참여자의 선호 순서가 명시적으로 주어진 상황을 전제한다. 그러나 커뮤니티</w:t>
-      </w:r>
-      <w:r>
-        <w:t xml:space="preserve"> </w:t>
-      </w:r>
-      <w:r>
-        <w:t xml:space="preserve">게시글에는 선호 리스트가 존재하지 않으며, 완벽히 대응하는 짝이 존재한다는 보장도 없다. 본 연구가 다루는</w:t>
-      </w:r>
-      <w:r>
-        <w:t xml:space="preserve"> </w:t>
-      </w:r>
-      <w:r>
-        <w:t xml:space="preserve">과제는 다음과 같다.</w:t>
+        <w:t xml:space="preserve">이에 따라 본 연구는 비정형 자연어 메시지 간의 암묵적 의도, 역할 상보성, 상황적 맥락을 고려하여 연결</w:t>
+      </w:r>
+      <w:r>
+        <w:t xml:space="preserve"> </w:t>
+      </w:r>
+      <w:r>
+        <w:t xml:space="preserve">가능성을 판단하는 과제를</w:t>
+      </w:r>
+      <w:r>
+        <w:t xml:space="preserve"> </w:t>
+      </w:r>
+      <w:r>
+        <w:rPr>
+          <w:bCs/>
+          <w:b/>
+        </w:rPr>
+        <w:t xml:space="preserve">‘</w:t>
+      </w:r>
+      <w:r>
+        <w:rPr>
+          <w:bCs/>
+          <w:b/>
+        </w:rPr>
+        <w:t xml:space="preserve">느슨한 매칭(Loose Matching)</w:t>
+      </w:r>
+      <w:r>
+        <w:rPr>
+          <w:bCs/>
+          <w:b/>
+        </w:rPr>
+        <w:t xml:space="preserve">’</w:t>
+      </w:r>
+      <w:r>
+        <w:t xml:space="preserve">으로 정의하고, 이를 수행하는 매칭 에이전트를</w:t>
+      </w:r>
+      <w:r>
+        <w:t xml:space="preserve"> </w:t>
+      </w:r>
+      <w:r>
+        <w:t xml:space="preserve">설계·평가한다.</w:t>
       </w:r>
     </w:p>
     <w:p>
@@ -1061,43 +1180,51 @@
         <w:pStyle w:val="BlockText"/>
       </w:pPr>
       <w:r>
-        <w:t xml:space="preserve">비정형 게시글 집합 M과 질의 게시글 m_q ∈ M이 주어졌을 때, m_q의 작성자에게</w:t>
-      </w:r>
-      <w:r>
-        <w:t xml:space="preserve"> </w:t>
-      </w:r>
-      <w:r>
-        <w:rPr>
-          <w:bCs/>
-          <w:b/>
-        </w:rPr>
-        <w:t xml:space="preserve">실제로 상호작용할</w:t>
-      </w:r>
-      <w:r>
-        <w:rPr>
-          <w:bCs/>
-          <w:b/>
-        </w:rPr>
-        <w:t xml:space="preserve"> </w:t>
-      </w:r>
-      <w:r>
-        <w:rPr>
-          <w:bCs/>
-          <w:b/>
-        </w:rPr>
-        <w:t xml:space="preserve">유인이 있는</w:t>
-      </w:r>
-      <w:r>
-        <w:t xml:space="preserve"> </w:t>
-      </w:r>
-      <w:r>
-        <w:t xml:space="preserve">게시글 m* ∈ M  {m_q}를 찾는다. m*는 m_q와 주제적으로 동일할 필요가</w:t>
-      </w:r>
-      <w:r>
-        <w:t xml:space="preserve"> </w:t>
-      </w:r>
-      <w:r>
-        <w:t xml:space="preserve">없으며, 오히려 역할상 상보적일 때 더 적절할 수 있다.</w:t>
+        <w:rPr>
+          <w:bCs/>
+          <w:b/>
+        </w:rPr>
+        <w:t xml:space="preserve">정의.</w:t>
+      </w:r>
+      <w:r>
+        <w:t xml:space="preserve"> </w:t>
+      </w:r>
+      <w:r>
+        <w:t xml:space="preserve">느슨한 매칭은 비정형 게시글의 집합 M과 질의 게시글 m_q ∈ M이 주어졌을 때, m_q의 작성자와</w:t>
+      </w:r>
+      <w:r>
+        <w:t xml:space="preserve"> </w:t>
+      </w:r>
+      <w:r>
+        <w:rPr>
+          <w:bCs/>
+          <w:b/>
+        </w:rPr>
+        <w:t xml:space="preserve">실제로 상호작용할 유인이 있는</w:t>
+      </w:r>
+      <w:r>
+        <w:t xml:space="preserve"> </w:t>
+      </w:r>
+      <w:r>
+        <w:t xml:space="preserve">게시글 m* ∈ M  {m_q}를 식별하는 과제다. 이때 m*는 m_q와 주제적으로</w:t>
+      </w:r>
+      <w:r>
+        <w:t xml:space="preserve"> </w:t>
+      </w:r>
+      <w:r>
+        <w:t xml:space="preserve">동일할 필요가 없으며, 명시된 조건이 모두 일치할 필요도 없다. 오히려 역할이 서로 상보적일 때 더 적절한</w:t>
+      </w:r>
+      <w:r>
+        <w:t xml:space="preserve"> </w:t>
+      </w:r>
+      <w:r>
+        <w:t xml:space="preserve">연결이 성립하기도 한다. 판단의 근거는 표면적 어휘 일치가 아니라 (1) 대상 및 상위어 유사성,</w:t>
+      </w:r>
+      <w:r>
+        <w:t xml:space="preserve"> </w:t>
+      </w:r>
+      <w:r>
+        <w:t xml:space="preserve">(2) 표현의 명시성, (3) 대상 유형, (4) 역할 상보성이라는 네 가지 해석 기준이다(§3.2).</w:t>
       </w:r>
     </w:p>
     <w:p>
@@ -1105,13 +1232,170 @@
         <w:pStyle w:val="FirstParagraph"/>
       </w:pPr>
       <w:r>
-        <w:t xml:space="preserve">이는 정답 집합이 사전에 주어지지 않는 과제이므로, Recall@k나 nDCG 같은 순위 지표를 그대로 적용할 수 없다.</w:t>
-      </w:r>
-      <w:r>
-        <w:t xml:space="preserve"> </w:t>
-      </w:r>
-      <w:r>
-        <w:t xml:space="preserve">본 연구가 인간 평가를 주 증거로 삼는 이유가 여기에 있다.</w:t>
+        <w:t xml:space="preserve">여기서 ’느슨하다’는 것은 판단 기준이 느슨하다는 뜻이 아니라</w:t>
+      </w:r>
+      <w:r>
+        <w:t xml:space="preserve"> </w:t>
+      </w:r>
+      <w:r>
+        <w:rPr>
+          <w:bCs/>
+          <w:b/>
+        </w:rPr>
+        <w:t xml:space="preserve">완전한 대응을 요구하지 않는다</w:t>
+      </w:r>
+      <w:r>
+        <w:t xml:space="preserve">는 뜻이다.</w:t>
+      </w:r>
+      <w:r>
+        <w:t xml:space="preserve"> </w:t>
+      </w:r>
+      <w:r>
+        <w:t xml:space="preserve">오히려 제안 시스템은 판단 축을 네 가지로 늘리고 그중 셋을 병렬로 평가하므로, 단일 유사도 판단보다 더</w:t>
+      </w:r>
+      <w:r>
+        <w:t xml:space="preserve"> </w:t>
+      </w:r>
+      <w:r>
+        <w:t xml:space="preserve">많은 조건을 검토한다. 모든 조건이 일치하는 짝이 존재하지 않는 환경에서, 느슨한 매칭은 비정형 텍스트에</w:t>
+      </w:r>
+      <w:r>
+        <w:t xml:space="preserve"> </w:t>
+      </w:r>
+      <w:r>
+        <w:t xml:space="preserve">내포된 목적과 역할을 해석하여 상호 효용이 성립할 수 있는 연결을 탐색한다.</w:t>
+      </w:r>
+    </w:p>
+    <w:p>
+      <w:pPr>
+        <w:pStyle w:val="BodyText"/>
+      </w:pPr>
+      <w:r>
+        <w:t xml:space="preserve">Gale과 Shapley(1962) 이후의 고전적 매칭 이론과 Roth(1982)의 안정 매칭 논의가 참여자의 선호 순서를</w:t>
+      </w:r>
+      <w:r>
+        <w:t xml:space="preserve"> </w:t>
+      </w:r>
+      <w:r>
+        <w:t xml:space="preserve">입력으로 전제하는 것과 달리, 느슨한 매칭에서는 선호 자체가 해석의 대상이다. 또한 정답 집합이 사전에</w:t>
+      </w:r>
+      <w:r>
+        <w:t xml:space="preserve"> </w:t>
+      </w:r>
+      <w:r>
+        <w:t xml:space="preserve">주어지지 않으므로 Recall@k나 nDCG 같은 순위 지표를 그대로 적용할 수 없으며, 본 연구가 인간 평가를 주</w:t>
+      </w:r>
+      <w:r>
+        <w:t xml:space="preserve"> </w:t>
+      </w:r>
+      <w:r>
+        <w:t xml:space="preserve">증거로 삼는 이유가 여기에 있다.</w:t>
+      </w:r>
+    </w:p>
+    <w:p>
+      <w:pPr>
+        <w:pStyle w:val="BodyText"/>
+      </w:pPr>
+      <w:r>
+        <w:rPr>
+          <w:bCs/>
+          <w:b/>
+        </w:rPr>
+        <w:t xml:space="preserve">본 연구의 위치.</w:t>
+      </w:r>
+      <w:r>
+        <w:t xml:space="preserve"> </w:t>
+      </w:r>
+      <w:r>
+        <w:t xml:space="preserve">명확히 해 둘 것은, 제안 시스템이 매칭 이론이 정의하는 의미의</w:t>
+      </w:r>
+      <w:r>
+        <w:t xml:space="preserve"> </w:t>
+      </w:r>
+      <w:r>
+        <w:rPr>
+          <w:bCs/>
+          <w:b/>
+        </w:rPr>
+        <w:t xml:space="preserve">쌍방 매칭을 완전히</w:t>
+      </w:r>
+      <w:r>
+        <w:rPr>
+          <w:bCs/>
+          <w:b/>
+        </w:rPr>
+        <w:t xml:space="preserve"> </w:t>
+      </w:r>
+      <w:r>
+        <w:rPr>
+          <w:bCs/>
+          <w:b/>
+        </w:rPr>
+        <w:t xml:space="preserve">구현하지는 않는다</w:t>
+      </w:r>
+      <w:r>
+        <w:t xml:space="preserve">는 점이다. §1.1에서 구분한 세 과제 중 시스템이 담당하는 것은 필터링과 선택이며,</w:t>
+      </w:r>
+      <w:r>
+        <w:t xml:space="preserve"> </w:t>
+      </w:r>
+      <w:r>
+        <w:t xml:space="preserve">양측이 서로를 수용하여 연결이 성립하는</w:t>
+      </w:r>
+      <w:r>
+        <w:t xml:space="preserve"> </w:t>
+      </w:r>
+      <w:r>
+        <w:rPr>
+          <w:bCs/>
+          <w:b/>
+        </w:rPr>
+        <w:t xml:space="preserve">성사</w:t>
+      </w:r>
+      <w:r>
+        <w:t xml:space="preserve"> </w:t>
+      </w:r>
+      <w:r>
+        <w:t xml:space="preserve">단계는 범위 밖이다. 시스템은 사용자 메시지와 기존</w:t>
+      </w:r>
+      <w:r>
+        <w:t xml:space="preserve"> </w:t>
+      </w:r>
+      <w:r>
+        <w:t xml:space="preserve">메시지 간의 의미 기반 연결 가능성을 판단할 뿐 상호 선호를 보장하지 않으며, 따라서</w:t>
+      </w:r>
+      <w:r>
+        <w:t xml:space="preserve"> </w:t>
+      </w:r>
+      <w:r>
+        <w:rPr>
+          <w:bCs/>
+          <w:b/>
+        </w:rPr>
+        <w:t xml:space="preserve">잠재적 매칭 대상의</w:t>
+      </w:r>
+      <w:r>
+        <w:rPr>
+          <w:bCs/>
+          <w:b/>
+        </w:rPr>
+        <w:t xml:space="preserve"> </w:t>
+      </w:r>
+      <w:r>
+        <w:rPr>
+          <w:bCs/>
+          <w:b/>
+        </w:rPr>
+        <w:t xml:space="preserve">탐색을 수행하는 선행 단계</w:t>
+      </w:r>
+      <w:r>
+        <w:t xml:space="preserve">로 이해되어야 한다. 안정 매칭의 성립은 이 탐색 위에서 별도의 선호 정렬</w:t>
+      </w:r>
+      <w:r>
+        <w:t xml:space="preserve"> </w:t>
+      </w:r>
+      <w:r>
+        <w:t xml:space="preserve">메커니즘이 더해질 때 가능해진다.</w:t>
       </w:r>
     </w:p>
     <w:bookmarkEnd w:id="23"/>
@@ -1207,76 +1491,6 @@
         <w:pStyle w:val="FirstParagraph"/>
       </w:pPr>
       <w:r>
-        <w:rPr>
-          <w:bCs/>
-          <w:b/>
-        </w:rPr>
-        <w:t xml:space="preserve">본 연구의 위치.</w:t>
-      </w:r>
-      <w:r>
-        <w:t xml:space="preserve"> </w:t>
-      </w:r>
-      <w:r>
-        <w:t xml:space="preserve">명확히 해 둘 것은, 제안 시스템이 매칭 이론이 정의하는 의미의</w:t>
-      </w:r>
-      <w:r>
-        <w:t xml:space="preserve"> </w:t>
-      </w:r>
-      <w:r>
-        <w:rPr>
-          <w:bCs/>
-          <w:b/>
-        </w:rPr>
-        <w:t xml:space="preserve">쌍방 매칭을 완전히</w:t>
-      </w:r>
-      <w:r>
-        <w:rPr>
-          <w:bCs/>
-          <w:b/>
-        </w:rPr>
-        <w:t xml:space="preserve"> </w:t>
-      </w:r>
-      <w:r>
-        <w:rPr>
-          <w:bCs/>
-          <w:b/>
-        </w:rPr>
-        <w:t xml:space="preserve">구현하지는 않는다</w:t>
-      </w:r>
-      <w:r>
-        <w:t xml:space="preserve">는 점이다. 시스템은 사용자 메시지와 기존 메시지 간의 의미 기반 연결 가능성을 판단할</w:t>
-      </w:r>
-      <w:r>
-        <w:t xml:space="preserve"> </w:t>
-      </w:r>
-      <w:r>
-        <w:t xml:space="preserve">뿐 상호 선호를 보장하지 않으며, 따라서</w:t>
-      </w:r>
-      <w:r>
-        <w:t xml:space="preserve"> </w:t>
-      </w:r>
-      <w:r>
-        <w:rPr>
-          <w:bCs/>
-          <w:b/>
-        </w:rPr>
-        <w:t xml:space="preserve">잠재적 매칭 대상의 탐색을 수행하는 선행 단계</w:t>
-      </w:r>
-      <w:r>
-        <w:t xml:space="preserve">로 이해되어야</w:t>
-      </w:r>
-      <w:r>
-        <w:t xml:space="preserve"> </w:t>
-      </w:r>
-      <w:r>
-        <w:t xml:space="preserve">한다. 안정 매칭의 성립은 이 탐색 위에서 별도의 선호 정렬 메커니즘이 더해질 때 가능해진다.</w:t>
-      </w:r>
-    </w:p>
-    <w:p>
-      <w:pPr>
-        <w:pStyle w:val="BodyText"/>
-      </w:pPr>
-      <w:r>
         <w:t xml:space="preserve">본 논문의 기여는 다음 세 가지다.</w:t>
       </w:r>
     </w:p>
@@ -1453,32 +1667,69 @@
         <w:pStyle w:val="BodyText"/>
       </w:pPr>
       <w:r>
-        <w:t xml:space="preserve">Steiner(2019)는 이 틀을 확장하여, 매칭을 시장의 배분 메커니즘으로만 볼 것이 아니라 플랫폼과 매개 장치가</w:t>
-      </w:r>
-      <w:r>
-        <w:t xml:space="preserve"> </w:t>
-      </w:r>
-      <w:r>
-        <w:t xml:space="preserve">개입하는</w:t>
-      </w:r>
-      <w:r>
-        <w:t xml:space="preserve"> </w:t>
-      </w:r>
-      <w:r>
-        <w:rPr>
-          <w:bCs/>
-          <w:b/>
-        </w:rPr>
-        <w:t xml:space="preserve">사회적 결합(appariement) 메커니즘</w:t>
-      </w:r>
-      <w:r>
-        <w:t xml:space="preserve">으로 해석할 것을 제안한다. 이 관점은 선호가 사전에 주어지지</w:t>
-      </w:r>
-      <w:r>
-        <w:t xml:space="preserve"> </w:t>
-      </w:r>
-      <w:r>
-        <w:t xml:space="preserve">않고 플랫폼의 매개 장치를 통해 형성·해석되는 본 연구의 문제 설정과 직접 맞닿는다.</w:t>
+        <w:t xml:space="preserve">Steiner(2019)는 이 틀을 확장하여, 매칭을 시장의 배분 메커니즘으로만 볼 것이 아니라 블록(blocks),</w:t>
+      </w:r>
+      <w:r>
+        <w:t xml:space="preserve"> </w:t>
+      </w:r>
+      <w:r>
+        <w:t xml:space="preserve">청산소(clearinghouse), 매칭 소프트웨어가 개입하는</w:t>
+      </w:r>
+      <w:r>
+        <w:t xml:space="preserve"> </w:t>
+      </w:r>
+      <w:r>
+        <w:rPr>
+          <w:bCs/>
+          <w:b/>
+        </w:rPr>
+        <w:t xml:space="preserve">사회·기술적 결합 메커니즘</w:t>
+      </w:r>
+      <w:r>
+        <w:t xml:space="preserve">으로 해석할 것을 제안한다.</w:t>
+      </w:r>
+      <w:r>
+        <w:t xml:space="preserve"> </w:t>
+      </w:r>
+      <w:r>
+        <w:t xml:space="preserve">동시에 그는 매칭이 성립하기 위한 정보 조건을 명시하는데, 양측 행위자가 서로에 대한 정보를 가지고</w:t>
+      </w:r>
+      <w:r>
+        <w:t xml:space="preserve"> </w:t>
+      </w:r>
+      <w:r>
+        <w:t xml:space="preserve">필터링·선택·성사의 세 과제를 수행해야 한다는 것이다(§1.1). 본 연구가 다루는 환경은 이 정보 조건이</w:t>
+      </w:r>
+      <w:r>
+        <w:t xml:space="preserve"> </w:t>
+      </w:r>
+      <w:r>
+        <w:t xml:space="preserve">충족되지 않는 경우에 해당한다. 하이퍼로컬 커뮤니티에는 선호를 수집하는 청산소가 존재하지 않으며,</w:t>
+      </w:r>
+      <w:r>
+        <w:t xml:space="preserve"> </w:t>
+      </w:r>
+      <w:r>
+        <w:t xml:space="preserve">양측을 구획하는 블록 구조도 사전에 주어지지 않는다. 따라서 선호는 제출되는 것이 아니라 비정형 텍스트</w:t>
+      </w:r>
+      <w:r>
+        <w:t xml:space="preserve"> </w:t>
+      </w:r>
+      <w:r>
+        <w:t xml:space="preserve">에서</w:t>
+      </w:r>
+      <w:r>
+        <w:t xml:space="preserve"> </w:t>
+      </w:r>
+      <w:r>
+        <w:rPr>
+          <w:bCs/>
+          <w:b/>
+        </w:rPr>
+        <w:t xml:space="preserve">추론되어야 하는 대상</w:t>
+      </w:r>
+      <w:r>
+        <w:t xml:space="preserve">이 된다.</w:t>
       </w:r>
     </w:p>
     <w:p>
@@ -1486,46 +1737,19 @@
         <w:pStyle w:val="BodyText"/>
       </w:pPr>
       <w:r>
-        <w:t xml:space="preserve">전자상거래 플랫폼은 이 가정을 유지하기 어렵다. Tsagkias 외(2020)는 전자상거래 검색·추천의 고유한</w:t>
-      </w:r>
-      <w:r>
-        <w:t xml:space="preserve"> </w:t>
-      </w:r>
-      <w:r>
-        <w:t xml:space="preserve">난점으로 고객 의도의 다층성(navigational/informational/transactional), 멀티모달 데이터, 그리고 수익성과</w:t>
-      </w:r>
-      <w:r>
-        <w:t xml:space="preserve"> </w:t>
-      </w:r>
-      <w:r>
-        <w:t xml:space="preserve">만족도 사이의 최적화 상충을 지적한다. 즉 플랫폼 매칭에서 선호는 주어지는 것이 아니라</w:t>
-      </w:r>
-      <w:r>
-        <w:t xml:space="preserve"> </w:t>
-      </w:r>
-      <w:r>
-        <w:rPr>
-          <w:bCs/>
-          <w:b/>
-        </w:rPr>
-        <w:t xml:space="preserve">비정형 텍스트에서</w:t>
-      </w:r>
-      <w:r>
-        <w:rPr>
-          <w:bCs/>
-          <w:b/>
-        </w:rPr>
-        <w:t xml:space="preserve"> </w:t>
-      </w:r>
-      <w:r>
-        <w:rPr>
-          <w:bCs/>
-          <w:b/>
-        </w:rPr>
-        <w:t xml:space="preserve">추론되어야 하는 대상</w:t>
-      </w:r>
-      <w:r>
-        <w:t xml:space="preserve">이며, 본 연구의 Loose Matching은 이 추론 문제에 해당한다.</w:t>
+        <w:t xml:space="preserve">Tsagkias 외(2020) 또한 전자상거래 검색·추천의 고유한 난점으로 고객 의도의 다층성(navigational/</w:t>
+      </w:r>
+      <w:r>
+        <w:t xml:space="preserve"> </w:t>
+      </w:r>
+      <w:r>
+        <w:t xml:space="preserve">informational/transactional), 멀티모달 데이터, 그리고 수익성과 만족도 사이의 최적화 상충을 지적한다.</w:t>
+      </w:r>
+      <w:r>
+        <w:t xml:space="preserve"> </w:t>
+      </w:r>
+      <w:r>
+        <w:t xml:space="preserve">본 연구의 Loose Matching은 이러한 조건에서 발생하는 선호 추론 문제에 해당한다.</w:t>
       </w:r>
     </w:p>
     <w:bookmarkEnd w:id="26"/>
@@ -1691,7 +1915,27 @@
         <w:t xml:space="preserve"> </w:t>
       </w:r>
       <w:r>
-        <w:t xml:space="preserve">유효함을 보였다. 본 연구는 이 흐름을</w:t>
+        <w:t xml:space="preserve">유효함을 보였다. 국내에서도 김재호와 김장영(2025)은 역할 기반 협업 구조와 그래프 기반 상태 오케스트레이션을 결합하는</w:t>
+      </w:r>
+      <w:r>
+        <w:t xml:space="preserve"> </w:t>
+      </w:r>
+      <w:r>
+        <w:t xml:space="preserve">아키텍처를 제안하여, 역할 분화와 흐름 제어가 상보적으로 작동해야 함을 지적하였다. 본 연구의 구현 기반</w:t>
+      </w:r>
+      <w:r>
+        <w:t xml:space="preserve"> </w:t>
+      </w:r>
+      <w:r>
+        <w:t xml:space="preserve">선택(§3.3.4) 또한 같은 문제의식을 공유한다.</w:t>
+      </w:r>
+    </w:p>
+    <w:p>
+      <w:pPr>
+        <w:pStyle w:val="BodyText"/>
+      </w:pPr>
+      <w:r>
+        <w:t xml:space="preserve">본 연구는 이 흐름을</w:t>
       </w:r>
       <w:r>
         <w:t xml:space="preserve"> </w:t>
@@ -8941,6 +9185,41 @@
       </w:r>
       <w:r>
         <w:t xml:space="preserve">(1), 9–15.</w:t>
+      </w:r>
+    </w:p>
+    <w:p>
+      <w:pPr>
+        <w:pStyle w:val="BodyText"/>
+      </w:pPr>
+      <w:r>
+        <w:t xml:space="preserve">김재호, 김장영 (2025). LangGraph 기반 CrewAI 다중 에이전트 통합 아키텍처.</w:t>
+      </w:r>
+      <w:r>
+        <w:t xml:space="preserve"> </w:t>
+      </w:r>
+      <w:r>
+        <w:rPr>
+          <w:iCs/>
+          <w:i/>
+        </w:rPr>
+        <w:t xml:space="preserve">한국정보통신학회논문지,</w:t>
+      </w:r>
+      <w:r>
+        <w:rPr>
+          <w:iCs/>
+          <w:i/>
+        </w:rPr>
+        <w:t xml:space="preserve"> </w:t>
+      </w:r>
+      <w:r>
+        <w:rPr>
+          <w:iCs/>
+          <w:i/>
+        </w:rPr>
+        <w:t xml:space="preserve">29</w:t>
+      </w:r>
+      <w:r>
+        <w:t xml:space="preserve">(8), 987–992.</w:t>
       </w:r>
     </w:p>
     <w:p>
